--- a/docs/Projektova_dokumentace_SpaceInvaders.docx
+++ b/docs/Projektova_dokumentace_SpaceInvaders.docx
@@ -107,18 +107,6 @@
           <w:sz w:val="22"/>
         </w:rPr>
         <w:t>. 3. 2026</w:t>
-      </w:r>
-    </w:p>
-    <w:p>
-      <w:pPr>
-        <w:spacing w:after="100"/>
-        <w:jc w:val="center"/>
-      </w:pPr>
-      <w:r>
-        <w:rPr>
-          <w:sz w:val="22"/>
-        </w:rPr>
-        <w:t>Git: https://github.com/saimo38/SpaceInvaders</w:t>
       </w:r>
     </w:p>
     <w:p>
@@ -839,19 +827,11 @@
         <w:t xml:space="preserve"> (</w:t>
       </w:r>
       <w:proofErr w:type="spellStart"/>
-      <w:proofErr w:type="gramStart"/>
-      <w:r>
-        <w:rPr>
-          <w:sz w:val="22"/>
-        </w:rPr>
-        <w:t>javax.sound</w:t>
-      </w:r>
-      <w:proofErr w:type="gramEnd"/>
-      <w:r>
-        <w:rPr>
-          <w:sz w:val="22"/>
-        </w:rPr>
-        <w:t>.sampled</w:t>
+      <w:r>
+        <w:rPr>
+          <w:sz w:val="22"/>
+        </w:rPr>
+        <w:t>javax.sound.sampled</w:t>
       </w:r>
       <w:proofErr w:type="spellEnd"/>
       <w:r>
@@ -1504,455 +1484,162 @@
     </w:p>
     <w:p>
       <w:pPr>
-        <w:spacing w:after="120" w:line="300" w:lineRule="auto"/>
-      </w:pPr>
-      <w:r>
-        <w:rPr>
-          <w:sz w:val="22"/>
-        </w:rPr>
-        <w:t>Testování probíhalo kombinací spuštění připraveného JAR souboru, kontroly aktuální implementace a návrhu manuálních funkčních scénářů. Níže uvedené scénáře pokrývají spuštění aplikace, základní ovládání, ekonomiku, postup hrou i ukládání dat.</w:t>
-      </w:r>
-    </w:p>
-    <w:p>
-      <w:pPr>
         <w:spacing w:after="120"/>
       </w:pPr>
-    </w:p>
-    <w:p>
-      <w:pPr>
-        <w:spacing w:before="160" w:after="100"/>
+      <w:r>
+        <w:t>Projekt byl testován především manuálně při opakovaném hraní a při spuštění hotové aplikace. Testování bylo zaměřeno na správnou funkci ovládání, herní logiky, ukládání dat a spuštění programu.</w:t>
+      </w:r>
+    </w:p>
+    <w:p>
+      <w:pPr>
+        <w:numPr>
+          <w:ilvl w:val="0"/>
+          <w:numId w:val="11"/>
+        </w:numPr>
+        <w:spacing w:after="120"/>
       </w:pPr>
       <w:r>
         <w:rPr>
           <w:b/>
-        </w:rPr>
-        <w:t>Scénář 1: Spuštění a nasazení aplikace</w:t>
-      </w:r>
-    </w:p>
-    <w:p>
-      <w:pPr>
-        <w:spacing w:after="120" w:line="300" w:lineRule="auto"/>
-      </w:pPr>
-      <w:r>
-        <w:rPr>
-          <w:sz w:val="22"/>
-        </w:rPr>
-        <w:t>Cíl: ověřit, že je možné projekt spustit jako hotovou aplikaci bez zásahu do zdrojového kódu.</w:t>
-      </w:r>
-    </w:p>
-    <w:p>
-      <w:pPr>
-        <w:spacing w:after="120" w:line="300" w:lineRule="auto"/>
-      </w:pPr>
-      <w:r>
-        <w:rPr>
-          <w:sz w:val="22"/>
-        </w:rPr>
-        <w:t>Postup: byl spuštěn soubor `out/</w:t>
-      </w:r>
-      <w:proofErr w:type="spellStart"/>
-      <w:r>
-        <w:rPr>
-          <w:sz w:val="22"/>
-        </w:rPr>
-        <w:t>artifacts</w:t>
-      </w:r>
-      <w:proofErr w:type="spellEnd"/>
-      <w:r>
-        <w:rPr>
-          <w:sz w:val="22"/>
-        </w:rPr>
-        <w:t>/</w:t>
-      </w:r>
-      <w:proofErr w:type="spellStart"/>
-      <w:r>
-        <w:rPr>
-          <w:sz w:val="22"/>
-        </w:rPr>
-        <w:t>SpaceInvaders_jar</w:t>
-      </w:r>
-      <w:proofErr w:type="spellEnd"/>
-      <w:r>
-        <w:rPr>
-          <w:sz w:val="22"/>
-        </w:rPr>
-        <w:t>/SpaceInvaders.jar` pomocí příkazu `</w:t>
-      </w:r>
-      <w:proofErr w:type="spellStart"/>
-      <w:proofErr w:type="gramStart"/>
-      <w:r>
-        <w:rPr>
-          <w:sz w:val="22"/>
-        </w:rPr>
-        <w:t>java</w:t>
-      </w:r>
-      <w:proofErr w:type="spellEnd"/>
-      <w:r>
-        <w:rPr>
-          <w:sz w:val="22"/>
-        </w:rPr>
-        <w:t xml:space="preserve"> -jar</w:t>
-      </w:r>
-      <w:proofErr w:type="gramEnd"/>
-      <w:r>
-        <w:rPr>
-          <w:sz w:val="22"/>
-        </w:rPr>
-        <w:t>`.</w:t>
-      </w:r>
-    </w:p>
-    <w:p>
-      <w:pPr>
-        <w:spacing w:after="120" w:line="300" w:lineRule="auto"/>
-      </w:pPr>
-      <w:r>
-        <w:rPr>
-          <w:sz w:val="22"/>
-        </w:rPr>
+          <w:bCs/>
+        </w:rPr>
+        <w:t>Spuštění aplikace</w:t>
+      </w:r>
+      <w:r>
+        <w:br/>
+        <w:t>Bylo ověřeno spuštění hotového souboru SpaceInvaders.jar</w:t>
+      </w:r>
+      <w:r>
+        <w:t xml:space="preserve">. </w:t>
+      </w:r>
+      <w:r>
+        <w:t xml:space="preserve">Aplikace se úspěšně otevřela a </w:t>
+      </w:r>
+      <w:r>
+        <w:t>fungovala bez jakýchkoli chyb.</w:t>
+      </w:r>
+    </w:p>
+    <w:p>
+      <w:pPr>
+        <w:numPr>
+          <w:ilvl w:val="0"/>
+          <w:numId w:val="11"/>
+        </w:numPr>
+        <w:spacing w:after="120"/>
+      </w:pPr>
+      <w:r>
+        <w:rPr>
+          <w:b/>
+          <w:bCs/>
+        </w:rPr>
+        <w:t>Ovládání hráče</w:t>
+      </w:r>
+      <w:r>
+        <w:br/>
+        <w:t xml:space="preserve">Během hry bylo testováno ovládání pomocí šipek vlevo a vpravo a střelba </w:t>
+      </w:r>
+      <w:r>
         <w:lastRenderedPageBreak/>
-        <w:t>Výsledek: aplikace se spustila a proces běžel bez okamžité chyby; scénář splněn.</w:t>
-      </w:r>
-    </w:p>
-    <w:p>
-      <w:pPr>
+        <w:t>klávesou mezerník. Pohyb hráče fungoval správně a střelba odpovídala nastaveným vlastnostem vybrané lodi.</w:t>
+      </w:r>
+    </w:p>
+    <w:p>
+      <w:pPr>
+        <w:numPr>
+          <w:ilvl w:val="0"/>
+          <w:numId w:val="11"/>
+        </w:numPr>
         <w:spacing w:after="120"/>
       </w:pPr>
-    </w:p>
-    <w:p>
-      <w:pPr>
-        <w:spacing w:before="160" w:after="100"/>
-      </w:pPr>
       <w:r>
         <w:rPr>
           <w:b/>
-        </w:rPr>
-        <w:t>Scénář 2: Pohyb hráče a střelba</w:t>
-      </w:r>
-    </w:p>
-    <w:p>
-      <w:pPr>
-        <w:spacing w:after="120" w:line="300" w:lineRule="auto"/>
-      </w:pPr>
-      <w:r>
-        <w:rPr>
-          <w:sz w:val="22"/>
-        </w:rPr>
-        <w:t>Cíl: ověřit, že hráč reaguje na klávesnici a že střelba respektuje parametry vybrané lodi.</w:t>
-      </w:r>
-    </w:p>
-    <w:p>
-      <w:pPr>
-        <w:spacing w:after="120" w:line="300" w:lineRule="auto"/>
-      </w:pPr>
-      <w:r>
-        <w:rPr>
-          <w:sz w:val="22"/>
-        </w:rPr>
-        <w:t>Postup: ve stavu hry se používají šipky vlevo a vpravo a klávesa mezerník.</w:t>
-      </w:r>
-    </w:p>
-    <w:p>
-      <w:pPr>
-        <w:spacing w:after="120" w:line="300" w:lineRule="auto"/>
-      </w:pPr>
-      <w:r>
-        <w:rPr>
-          <w:sz w:val="22"/>
-        </w:rPr>
-        <w:t>Výsledek: podle implementace je pohyb omezen hranami herní plochy, střelba je řízena prodlevou `</w:t>
-      </w:r>
-      <w:proofErr w:type="spellStart"/>
-      <w:r>
-        <w:rPr>
-          <w:sz w:val="22"/>
-        </w:rPr>
-        <w:t>fireRate</w:t>
-      </w:r>
-      <w:proofErr w:type="spellEnd"/>
-      <w:r>
-        <w:rPr>
-          <w:sz w:val="22"/>
-        </w:rPr>
-        <w:t>` a maximálním počtem aktivních střel; scénář je logicky pokryt a odpovídá zadání arkádové hry.</w:t>
-      </w:r>
-    </w:p>
-    <w:p>
-      <w:pPr>
+          <w:bCs/>
+        </w:rPr>
+        <w:t>Postup do další úrovně</w:t>
+      </w:r>
+      <w:r>
+        <w:br/>
+        <w:t xml:space="preserve">Po zničení všech nepřátel bylo ověřeno, že hra vytvoří novou vlnu protivníků a zvýší úroveň. Zároveň </w:t>
+      </w:r>
+      <w:r>
+        <w:t>se hráči přidal jeden život</w:t>
+      </w:r>
+      <w:r>
+        <w:t>.</w:t>
+      </w:r>
+    </w:p>
+    <w:p>
+      <w:pPr>
+        <w:numPr>
+          <w:ilvl w:val="0"/>
+          <w:numId w:val="11"/>
+        </w:numPr>
         <w:spacing w:after="120"/>
       </w:pPr>
-    </w:p>
-    <w:p>
-      <w:pPr>
-        <w:spacing w:before="160" w:after="100"/>
-      </w:pPr>
       <w:r>
         <w:rPr>
           <w:b/>
-        </w:rPr>
-        <w:t>Scénář 3: Přechod do další úrovně</w:t>
-      </w:r>
-    </w:p>
-    <w:p>
-      <w:pPr>
-        <w:spacing w:after="120" w:line="300" w:lineRule="auto"/>
-      </w:pPr>
-      <w:r>
-        <w:rPr>
-          <w:sz w:val="22"/>
-        </w:rPr>
-        <w:t>Cíl: ověřit, že po zničení všech nepřátel začne nová vlna a hráč je odměněn.</w:t>
-      </w:r>
-    </w:p>
-    <w:p>
-      <w:pPr>
-        <w:spacing w:after="120" w:line="300" w:lineRule="auto"/>
-      </w:pPr>
-      <w:r>
-        <w:rPr>
-          <w:sz w:val="22"/>
-        </w:rPr>
-        <w:t>Postup: v herní logice se sleduje stav seznamu nepřátel a při jeho vyprázdnění se zavolá vytvoření další úrovně.</w:t>
-      </w:r>
-    </w:p>
-    <w:p>
-      <w:pPr>
-        <w:spacing w:after="120" w:line="300" w:lineRule="auto"/>
-      </w:pPr>
-      <w:r>
-        <w:rPr>
-          <w:sz w:val="22"/>
-        </w:rPr>
-        <w:t>Výsledek: při vyčištění vlny se zvýší číslo úrovně, vygeneruje se nová formace nepřátel a hráč získá jeden život navíc do maxima tří životů.</w:t>
-      </w:r>
-    </w:p>
-    <w:p>
-      <w:pPr>
+          <w:bCs/>
+        </w:rPr>
+        <w:t>Obchod a ukládání postupu</w:t>
+      </w:r>
+      <w:r>
+        <w:br/>
+        <w:t xml:space="preserve">V obchodě byl testován nákup lodí za kredity a následné uložení postupu do souboru save.dat. Po dalším spuštění hry zůstaly uložené kredity, </w:t>
+      </w:r>
+      <w:proofErr w:type="spellStart"/>
+      <w:r>
+        <w:t>high</w:t>
+      </w:r>
+      <w:proofErr w:type="spellEnd"/>
+      <w:r>
+        <w:t xml:space="preserve"> </w:t>
+      </w:r>
+      <w:proofErr w:type="spellStart"/>
+      <w:r>
+        <w:t>score</w:t>
+      </w:r>
+      <w:proofErr w:type="spellEnd"/>
+      <w:r>
+        <w:t xml:space="preserve"> i vybraná loď zachovány.</w:t>
+      </w:r>
+    </w:p>
+    <w:p>
+      <w:pPr>
+        <w:numPr>
+          <w:ilvl w:val="0"/>
+          <w:numId w:val="11"/>
+        </w:numPr>
         <w:spacing w:after="120"/>
       </w:pPr>
-    </w:p>
-    <w:p>
-      <w:pPr>
-        <w:spacing w:before="160" w:after="100"/>
-      </w:pPr>
       <w:r>
         <w:rPr>
           <w:b/>
-        </w:rPr>
-        <w:t>Scénář 4: Nákup lodě a ukládání postupu</w:t>
-      </w:r>
-    </w:p>
-    <w:p>
-      <w:pPr>
-        <w:spacing w:after="120" w:line="300" w:lineRule="auto"/>
-      </w:pPr>
-      <w:r>
-        <w:rPr>
-          <w:sz w:val="22"/>
-        </w:rPr>
-        <w:t>Cíl: ověřit, že obchod správně pracuje s kredity a že zvolená loď zůstane uložena i po ukončení hry.</w:t>
-      </w:r>
-    </w:p>
-    <w:p>
-      <w:pPr>
-        <w:spacing w:after="120" w:line="300" w:lineRule="auto"/>
-      </w:pPr>
-      <w:r>
-        <w:rPr>
-          <w:sz w:val="22"/>
-        </w:rPr>
-        <w:t>Postup: v obchodě se vybere loď, u které je dostatek kreditů, a následně se stav zapíše přes `</w:t>
-      </w:r>
-      <w:proofErr w:type="spellStart"/>
-      <w:r>
-        <w:rPr>
-          <w:sz w:val="22"/>
-        </w:rPr>
-        <w:t>SaveSystem</w:t>
-      </w:r>
-      <w:proofErr w:type="spellEnd"/>
-      <w:r>
-        <w:rPr>
-          <w:sz w:val="22"/>
-        </w:rPr>
-        <w:t>` do souboru `save.dat`.</w:t>
-      </w:r>
-    </w:p>
-    <w:p>
-      <w:pPr>
-        <w:spacing w:after="120" w:line="300" w:lineRule="auto"/>
-      </w:pPr>
-      <w:r>
-        <w:rPr>
-          <w:sz w:val="22"/>
-        </w:rPr>
-        <w:t xml:space="preserve">Výsledek: pokud má hráč dost kreditů, cena se odečte, loď se označí jako vlastněná a zároveň vybraná. Do uložených dat se zapisují kredity, </w:t>
-      </w:r>
-      <w:proofErr w:type="spellStart"/>
-      <w:r>
-        <w:rPr>
-          <w:sz w:val="22"/>
-        </w:rPr>
-        <w:t>high</w:t>
-      </w:r>
-      <w:proofErr w:type="spellEnd"/>
-      <w:r>
-        <w:rPr>
-          <w:sz w:val="22"/>
-        </w:rPr>
-        <w:t xml:space="preserve"> </w:t>
-      </w:r>
-      <w:proofErr w:type="spellStart"/>
-      <w:r>
-        <w:rPr>
-          <w:sz w:val="22"/>
-        </w:rPr>
-        <w:t>score</w:t>
-      </w:r>
-      <w:proofErr w:type="spellEnd"/>
-      <w:r>
-        <w:rPr>
-          <w:sz w:val="22"/>
-        </w:rPr>
-        <w:t>, vybraná loď a maska vlastněných lodí.</w:t>
-      </w:r>
-    </w:p>
-    <w:p>
-      <w:pPr>
-        <w:spacing w:after="120"/>
-      </w:pPr>
-    </w:p>
-    <w:p>
-      <w:pPr>
-        <w:spacing w:before="160" w:after="100"/>
-      </w:pPr>
-      <w:r>
-        <w:rPr>
-          <w:b/>
-        </w:rPr>
-        <w:t xml:space="preserve">Scénář 5: Kolize, </w:t>
-      </w:r>
-      <w:proofErr w:type="spellStart"/>
-      <w:r>
-        <w:rPr>
-          <w:b/>
-        </w:rPr>
-        <w:t>power-upy</w:t>
-      </w:r>
-      <w:proofErr w:type="spellEnd"/>
-      <w:r>
-        <w:rPr>
-          <w:b/>
-        </w:rPr>
-        <w:t xml:space="preserve"> a konec hry</w:t>
-      </w:r>
-    </w:p>
-    <w:p>
-      <w:pPr>
-        <w:spacing w:after="120" w:line="300" w:lineRule="auto"/>
-      </w:pPr>
-      <w:r>
-        <w:rPr>
-          <w:sz w:val="22"/>
-        </w:rPr>
-        <w:t xml:space="preserve">Cíl: ověřit, že hra správně řeší zásahy, bonusy a přechod do stavu Game </w:t>
-      </w:r>
-      <w:proofErr w:type="spellStart"/>
-      <w:r>
-        <w:rPr>
-          <w:sz w:val="22"/>
-        </w:rPr>
+          <w:bCs/>
+        </w:rPr>
+        <w:t>Kolize a konec hry</w:t>
+      </w:r>
+      <w:r>
+        <w:br/>
+        <w:t xml:space="preserve">Byly testovány kolize střel s nepřáteli, bunkry, hráčem i UFO a také sbírání </w:t>
+      </w:r>
+      <w:proofErr w:type="spellStart"/>
+      <w:r>
+        <w:t>power-upů</w:t>
+      </w:r>
+      <w:proofErr w:type="spellEnd"/>
+      <w:r>
+        <w:t xml:space="preserve">. Hra správně reagovala na zásahy, přidělovala body a kredity a po ztrátě všech životů přešla do stavu Game </w:t>
+      </w:r>
+      <w:proofErr w:type="spellStart"/>
+      <w:r>
         <w:t>Over</w:t>
       </w:r>
       <w:proofErr w:type="spellEnd"/>
       <w:r>
-        <w:rPr>
-          <w:sz w:val="22"/>
-        </w:rPr>
         <w:t>.</w:t>
       </w:r>
-    </w:p>
-    <w:p>
-      <w:pPr>
-        <w:spacing w:after="120" w:line="300" w:lineRule="auto"/>
-      </w:pPr>
-      <w:r>
-        <w:rPr>
-          <w:sz w:val="22"/>
-        </w:rPr>
-        <w:t xml:space="preserve">Postup: kontrolují se kolize střel s nepřáteli, bunkry, UFO a hráčem, stejně jako sbírání </w:t>
-      </w:r>
-      <w:proofErr w:type="spellStart"/>
-      <w:r>
-        <w:rPr>
-          <w:sz w:val="22"/>
-        </w:rPr>
-        <w:t>power-upů</w:t>
-      </w:r>
-      <w:proofErr w:type="spellEnd"/>
-      <w:r>
-        <w:rPr>
-          <w:sz w:val="22"/>
-        </w:rPr>
-        <w:t>.</w:t>
-      </w:r>
-    </w:p>
-    <w:p>
-      <w:pPr>
-        <w:spacing w:after="120" w:line="300" w:lineRule="auto"/>
-      </w:pPr>
-      <w:r>
-        <w:rPr>
-          <w:sz w:val="22"/>
-        </w:rPr>
-        <w:t xml:space="preserve">Výsledek: zásah nepřítele přidává skóre a kredity, zásah hráče snižuje počet životů, štít blokuje zranění a bonusy mění rychlost střelby nebo přidávají kredity. Při ztrátě všech životů se uloží kredity i </w:t>
-      </w:r>
-      <w:proofErr w:type="spellStart"/>
-      <w:r>
-        <w:rPr>
-          <w:sz w:val="22"/>
-        </w:rPr>
-        <w:t>high</w:t>
-      </w:r>
-      <w:proofErr w:type="spellEnd"/>
-      <w:r>
-        <w:rPr>
-          <w:sz w:val="22"/>
-        </w:rPr>
-        <w:t xml:space="preserve"> </w:t>
-      </w:r>
-      <w:proofErr w:type="spellStart"/>
-      <w:r>
-        <w:rPr>
-          <w:sz w:val="22"/>
-        </w:rPr>
-        <w:t>score</w:t>
-      </w:r>
-      <w:proofErr w:type="spellEnd"/>
-      <w:r>
-        <w:rPr>
-          <w:sz w:val="22"/>
-        </w:rPr>
-        <w:t xml:space="preserve"> a hra přejde do stavu Game </w:t>
-      </w:r>
-      <w:proofErr w:type="spellStart"/>
-      <w:r>
-        <w:rPr>
-          <w:sz w:val="22"/>
-        </w:rPr>
-        <w:t>Over</w:t>
-      </w:r>
-      <w:proofErr w:type="spellEnd"/>
-      <w:r>
-        <w:rPr>
-          <w:sz w:val="22"/>
-        </w:rPr>
-        <w:t>.</w:t>
-      </w:r>
-    </w:p>
-    <w:p>
-      <w:pPr>
-        <w:spacing w:after="120"/>
-      </w:pPr>
     </w:p>
     <w:p>
       <w:pPr>
@@ -1974,7 +1661,6 @@
         <w:rPr>
           <w:b/>
         </w:rPr>
-        <w:lastRenderedPageBreak/>
         <w:t>Co je potřeba</w:t>
       </w:r>
     </w:p>
@@ -2589,6 +2275,119 @@
     </w:lvl>
   </w:abstractNum>
   <w:abstractNum w:abstractNumId="3" w15:restartNumberingAfterBreak="0">
+    <w:nsid w:val="272F6C8A"/>
+    <w:multiLevelType w:val="multilevel"/>
+    <w:tmpl w:val="810E71D2"/>
+    <w:lvl w:ilvl="0">
+      <w:start w:val="1"/>
+      <w:numFmt w:val="decimal"/>
+      <w:lvlText w:val="%1."/>
+      <w:lvlJc w:val="left"/>
+      <w:pPr>
+        <w:tabs>
+          <w:tab w:val="num" w:pos="720"/>
+        </w:tabs>
+        <w:ind w:left="720" w:hanging="360"/>
+      </w:pPr>
+    </w:lvl>
+    <w:lvl w:ilvl="1" w:tentative="1">
+      <w:start w:val="1"/>
+      <w:numFmt w:val="decimal"/>
+      <w:lvlText w:val="%2."/>
+      <w:lvlJc w:val="left"/>
+      <w:pPr>
+        <w:tabs>
+          <w:tab w:val="num" w:pos="1440"/>
+        </w:tabs>
+        <w:ind w:left="1440" w:hanging="360"/>
+      </w:pPr>
+    </w:lvl>
+    <w:lvl w:ilvl="2" w:tentative="1">
+      <w:start w:val="1"/>
+      <w:numFmt w:val="decimal"/>
+      <w:lvlText w:val="%3."/>
+      <w:lvlJc w:val="left"/>
+      <w:pPr>
+        <w:tabs>
+          <w:tab w:val="num" w:pos="2160"/>
+        </w:tabs>
+        <w:ind w:left="2160" w:hanging="360"/>
+      </w:pPr>
+    </w:lvl>
+    <w:lvl w:ilvl="3" w:tentative="1">
+      <w:start w:val="1"/>
+      <w:numFmt w:val="decimal"/>
+      <w:lvlText w:val="%4."/>
+      <w:lvlJc w:val="left"/>
+      <w:pPr>
+        <w:tabs>
+          <w:tab w:val="num" w:pos="2880"/>
+        </w:tabs>
+        <w:ind w:left="2880" w:hanging="360"/>
+      </w:pPr>
+    </w:lvl>
+    <w:lvl w:ilvl="4" w:tentative="1">
+      <w:start w:val="1"/>
+      <w:numFmt w:val="decimal"/>
+      <w:lvlText w:val="%5."/>
+      <w:lvlJc w:val="left"/>
+      <w:pPr>
+        <w:tabs>
+          <w:tab w:val="num" w:pos="3600"/>
+        </w:tabs>
+        <w:ind w:left="3600" w:hanging="360"/>
+      </w:pPr>
+    </w:lvl>
+    <w:lvl w:ilvl="5" w:tentative="1">
+      <w:start w:val="1"/>
+      <w:numFmt w:val="decimal"/>
+      <w:lvlText w:val="%6."/>
+      <w:lvlJc w:val="left"/>
+      <w:pPr>
+        <w:tabs>
+          <w:tab w:val="num" w:pos="4320"/>
+        </w:tabs>
+        <w:ind w:left="4320" w:hanging="360"/>
+      </w:pPr>
+    </w:lvl>
+    <w:lvl w:ilvl="6" w:tentative="1">
+      <w:start w:val="1"/>
+      <w:numFmt w:val="decimal"/>
+      <w:lvlText w:val="%7."/>
+      <w:lvlJc w:val="left"/>
+      <w:pPr>
+        <w:tabs>
+          <w:tab w:val="num" w:pos="5040"/>
+        </w:tabs>
+        <w:ind w:left="5040" w:hanging="360"/>
+      </w:pPr>
+    </w:lvl>
+    <w:lvl w:ilvl="7" w:tentative="1">
+      <w:start w:val="1"/>
+      <w:numFmt w:val="decimal"/>
+      <w:lvlText w:val="%8."/>
+      <w:lvlJc w:val="left"/>
+      <w:pPr>
+        <w:tabs>
+          <w:tab w:val="num" w:pos="5760"/>
+        </w:tabs>
+        <w:ind w:left="5760" w:hanging="360"/>
+      </w:pPr>
+    </w:lvl>
+    <w:lvl w:ilvl="8" w:tentative="1">
+      <w:start w:val="1"/>
+      <w:numFmt w:val="decimal"/>
+      <w:lvlText w:val="%9."/>
+      <w:lvlJc w:val="left"/>
+      <w:pPr>
+        <w:tabs>
+          <w:tab w:val="num" w:pos="6480"/>
+        </w:tabs>
+        <w:ind w:left="6480" w:hanging="360"/>
+      </w:pPr>
+    </w:lvl>
+  </w:abstractNum>
+  <w:abstractNum w:abstractNumId="4" w15:restartNumberingAfterBreak="0">
     <w:nsid w:val="28643466"/>
     <w:multiLevelType w:val="hybridMultilevel"/>
     <w:tmpl w:val="F4A85BE6"/>
@@ -2701,7 +2500,7 @@
       </w:rPr>
     </w:lvl>
   </w:abstractNum>
-  <w:abstractNum w:abstractNumId="4" w15:restartNumberingAfterBreak="0">
+  <w:abstractNum w:abstractNumId="5" w15:restartNumberingAfterBreak="0">
     <w:nsid w:val="28C65CFF"/>
     <w:multiLevelType w:val="hybridMultilevel"/>
     <w:tmpl w:val="F10E3024"/>
@@ -2814,7 +2613,7 @@
       </w:rPr>
     </w:lvl>
   </w:abstractNum>
-  <w:abstractNum w:abstractNumId="5" w15:restartNumberingAfterBreak="0">
+  <w:abstractNum w:abstractNumId="6" w15:restartNumberingAfterBreak="0">
     <w:nsid w:val="4D6B508E"/>
     <w:multiLevelType w:val="hybridMultilevel"/>
     <w:tmpl w:val="1C46FFB4"/>
@@ -2927,7 +2726,7 @@
       </w:rPr>
     </w:lvl>
   </w:abstractNum>
-  <w:abstractNum w:abstractNumId="6" w15:restartNumberingAfterBreak="0">
+  <w:abstractNum w:abstractNumId="7" w15:restartNumberingAfterBreak="0">
     <w:nsid w:val="67A50027"/>
     <w:multiLevelType w:val="hybridMultilevel"/>
     <w:tmpl w:val="0242F1E8"/>
@@ -3040,7 +2839,7 @@
       </w:rPr>
     </w:lvl>
   </w:abstractNum>
-  <w:abstractNum w:abstractNumId="7" w15:restartNumberingAfterBreak="0">
+  <w:abstractNum w:abstractNumId="8" w15:restartNumberingAfterBreak="0">
     <w:nsid w:val="6BFF5F51"/>
     <w:multiLevelType w:val="hybridMultilevel"/>
     <w:tmpl w:val="37121D54"/>
@@ -3153,7 +2952,7 @@
       </w:rPr>
     </w:lvl>
   </w:abstractNum>
-  <w:abstractNum w:abstractNumId="8" w15:restartNumberingAfterBreak="0">
+  <w:abstractNum w:abstractNumId="9" w15:restartNumberingAfterBreak="0">
     <w:nsid w:val="79C14656"/>
     <w:multiLevelType w:val="hybridMultilevel"/>
     <w:tmpl w:val="22F8089C"/>
@@ -3266,7 +3065,7 @@
       </w:rPr>
     </w:lvl>
   </w:abstractNum>
-  <w:abstractNum w:abstractNumId="9" w15:restartNumberingAfterBreak="0">
+  <w:abstractNum w:abstractNumId="10" w15:restartNumberingAfterBreak="0">
     <w:nsid w:val="7F8269AF"/>
     <w:multiLevelType w:val="hybridMultilevel"/>
     <w:tmpl w:val="75B8AB54"/>
@@ -3380,34 +3179,37 @@
     </w:lvl>
   </w:abstractNum>
   <w:num w:numId="1" w16cid:durableId="704596213">
-    <w:abstractNumId w:val="3"/>
+    <w:abstractNumId w:val="4"/>
   </w:num>
   <w:num w:numId="2" w16cid:durableId="1761439160">
     <w:abstractNumId w:val="1"/>
   </w:num>
   <w:num w:numId="3" w16cid:durableId="1540896684">
-    <w:abstractNumId w:val="8"/>
+    <w:abstractNumId w:val="9"/>
   </w:num>
   <w:num w:numId="4" w16cid:durableId="1320039509">
-    <w:abstractNumId w:val="6"/>
+    <w:abstractNumId w:val="7"/>
   </w:num>
   <w:num w:numId="5" w16cid:durableId="1432434390">
     <w:abstractNumId w:val="0"/>
   </w:num>
   <w:num w:numId="6" w16cid:durableId="233665781">
-    <w:abstractNumId w:val="4"/>
+    <w:abstractNumId w:val="5"/>
   </w:num>
   <w:num w:numId="7" w16cid:durableId="342050817">
     <w:abstractNumId w:val="2"/>
   </w:num>
   <w:num w:numId="8" w16cid:durableId="1873570818">
-    <w:abstractNumId w:val="7"/>
+    <w:abstractNumId w:val="8"/>
   </w:num>
   <w:num w:numId="9" w16cid:durableId="1436444892">
-    <w:abstractNumId w:val="9"/>
+    <w:abstractNumId w:val="10"/>
   </w:num>
   <w:num w:numId="10" w16cid:durableId="821896746">
-    <w:abstractNumId w:val="5"/>
+    <w:abstractNumId w:val="6"/>
+  </w:num>
+  <w:num w:numId="11" w16cid:durableId="293952549">
+    <w:abstractNumId w:val="3"/>
   </w:num>
 </w:numbering>
 </file>
